--- a/projects/valuepickr-open-screen/docs/Samvardhana Motherson International.docx
+++ b/projects/valuepickr-open-screen/docs/Samvardhana Motherson International.docx
@@ -32,7 +32,7 @@
           <w:sz w:val="22"/>
           <w:szCs w:val="22"/>
         </w:rPr>
-        <w:t xml:space="preserve">A Rs 1.69L Cr auto-ancillary giant quietly re-platforming into a capital allocator/incubator (aerospace + consumer electronics), with real capex and order-book evidence behind the pivot</w:t>
+        <w:t xml:space="preserve">A ~Rs 1.7 lakh Cr auto-ancillary giant genuinely re-platforming into a capital allocator/incubator (aerospace + consumer electronics) with real capex and order-book evidence — a quality compounder, but too big for a 10x/100x return label</w:t>
       </w:r>
     </w:p>
     <w:p>
@@ -99,7 +99,7 @@
           </w:tcPr>
           <w:p>
             <w:r>
-              <w:t xml:space="preserve">Rs 1,69,293 Cr</w:t>
+              <w:t xml:space="preserve">~Rs 1,69,610 Cr (Sep 2026); trailing P/E ~39x, forward ~28x</w:t>
             </w:r>
           </w:p>
         </w:tc>
@@ -126,7 +126,7 @@
           </w:tcPr>
           <w:p>
             <w:r>
-              <w:t xml:space="preserve">17.39% / 13.35% (both above sector median)</w:t>
+              <w:t xml:space="preserve">17.39% / 13.35% standalone-basis; consolidated ROE ~10%, ROIC ~9% (screener)</w:t>
             </w:r>
           </w:p>
         </w:tc>
@@ -153,7 +153,7 @@
           </w:tcPr>
           <w:p>
             <w:r>
-              <w:t xml:space="preserve">Q4 FY26 revenue +9.23% YoY (Rs 34,309 Cr); PAT +46.24% YoY (Rs 1,497 Cr)</w:t>
+              <w:t xml:space="preserve">Q1 FY27 revenue Rs 35,244 Cr (+16.65% YoY, record); PAT Rs 1,076 Cr (+77% reported / +55% normalised); Q4 FY26 +9.23% YoY</w:t>
             </w:r>
           </w:p>
         </w:tc>
@@ -234,7 +234,7 @@
           </w:tcPr>
           <w:p>
             <w:r>
-              <w:t xml:space="preserve">Consumer electronics segment revenue +75% QoQ (early-stage, still loss-making); aerospace order book &gt;$1bn, Tier-1 Airbus supplier</w:t>
+              <w:t xml:space="preserve">Q1 FY27: consumer electronics scaling meaningfully (3rd plant commissioning Q3 FY27, still loss-making); aerospace revenue +20% YoY, order book &gt;$1bn and +17% since FY26 end; wiring harness +31%</w:t>
             </w:r>
           </w:p>
         </w:tc>
@@ -277,7 +277,7 @@
         <w:spacing w:after="120"/>
       </w:pPr>
       <w:r>
-        <w:t xml:space="preserve">Core auto-ancillary business is healthy (ROE 17%, ROCE 13%, moderate leverage, PAT growing faster than revenue on margin improvement) and trading at a fresh 52-week high. The more interesting story is capital allocation: incremental capex is increasingly skewed to non-auto verticals — aerospace (already order-book-validated, Tier-1 Airbus status) and consumer electronics (early-stage, revenue growing 75% QoQ off a small base but still lossmaking). Management has previously proven this playbook once already by carving out and separately listing the wiring-harness business.</w:t>
+        <w:t xml:space="preserve">Core auto-ancillary business is healthy (standalone ROE ~17%, ROCE ~13%; consolidated ROIC ~9%, moderate leverage, Q1 FY27 normalised PAT +55% on revenue +16.7%) and trading at a fresh 52-week high on a full ~39x trailing P/E. The interesting story is capital allocation: incremental capex is increasingly skewed to non-auto verticals — aerospace (order-book-validated, Tier-1 Airbus, order book +17% since FY26 end) and consumer electronics (Rs ~7,500 Cr across 3 greenfield plants, 3rd commissioning Q3 FY27, still loss-making and pre-scale). Management proved this playbook once by carving out and listing the wiring-harness business. But this is a ~Rs 1.7 lakh Cr company: the pivot makes it a credible compounder, not a candidate for a 10x/100x return, and consolidated return on capital stays in the low teens while the capex wave lands.</w:t>
       </w:r>
     </w:p>
     <w:p>
@@ -286,62 +286,7 @@
         <w:spacing w:after="120" w:before="280"/>
       </w:pPr>
       <w:r>
-        <w:t xml:space="preserve">Technical Read (Weekly / Monthly MACD + Bollinger Bands, or RSI/CCI/Williams %R proxy)</w:t>
-      </w:r>
-    </w:p>
-    <w:p>
-      <w:pPr>
-        <w:spacing w:after="120"/>
-      </w:pPr>
-      <w:r>
-        <w:t xml:space="preserve">Fresh 52-week high as of Aug 2026 (Rs 89.70-155.25 range) — momentum supportive, not independently charted further this pass. Original X lead (@a_basumallick, trusted-x-watch, no stated conviction) compared the electronics capex commitment to established EMS players' gross block as a scale indicator.</w:t>
-      </w:r>
-    </w:p>
-    <w:p>
-      <w:pPr>
-        <w:pStyle w:val="Heading1"/>
-        <w:spacing w:after="120" w:before="280"/>
-      </w:pPr>
-      <w:r>
-        <w:t xml:space="preserve">ValuePickr Community Signal</w:t>
-      </w:r>
-    </w:p>
-    <w:p>
-      <w:pPr>
-        <w:spacing w:after="120"/>
-      </w:pPr>
-      <w:r>
-        <w:t xml:space="preserve">Read the most recent 50 of 144 posts (2019-2026) on the active 'Motherson sumi: Recent opportunity to buy' thread (topic 2953 — note: a duplicate thread, topic 193729, was created and immediately closed by a moderator pointing back to this one). Sentiment arc: 2019-2021 restructuring/demerger logistics and management-credibility debates (missed 2015-20 revenue guidance by ~50%), 2021-2022 aerospace entry (CIM Tools) and wiring-business demerger mechanics, 2024 return-to-form (margin/ROCE recovery), culminating in a well-received Jan-2026 post making an explicit capital-allocator/incubator thesis.</w:t>
-      </w:r>
-    </w:p>
-    <w:p>
-      <w:pPr>
-        <w:spacing w:after="120"/>
-      </w:pPr>
-      <w:r>
-        <w:rPr>
-          <w:b/>
-          <w:bCs/>
-          <w:sz w:val="20"/>
-          <w:szCs w:val="20"/>
-        </w:rPr>
-        <w:t xml:space="preserve">High-conviction call from a top contributor: </w:t>
-      </w:r>
-      <w:r>
-        <w:rPr>
-          <w:sz w:val="20"/>
-          <w:szCs w:val="20"/>
-        </w:rPr>
-        <w:t xml:space="preserve">Most recent post (pmarfatia30, 7 loves, Jan-2026, not a trusted-roster user but the most-loved and most-recent post in the batch read) makes a detailed, financially-grounded case that SAMIL is 'transitioning from an auto component supplier to a capital allocator and incubator of industrial platforms' — citing capex skew to non-auto, disciplined small capability-focused M&amp;A (not empire-building), aerospace's $1bn+ order book as evidence the vertical is moving 'from optionality to relevance', and the proven wiring-demerger precedent. Older trusted-roster post (hardik_shah1, elevated, May-2024) corroborates the core-business recovery (17% ROCE, 11% automotive margins, gearing down). Historical thread also carries real management-credibility skepticism (vibhor_vaish, 2021: missed 2015-20 revenue guidance by ~50%) — a caution against taking new multi-year targets ($108bn by FY30) at face value.</w:t>
-      </w:r>
-    </w:p>
-    <w:p>
-      <w:pPr>
-        <w:pStyle w:val="Heading1"/>
-        <w:spacing w:after="120" w:before="280"/>
-      </w:pPr>
-      <w:r>
-        <w:t xml:space="preserve">Trusted-User Signals (Ongoing)</w:t>
+        <w:t xml:space="preserve">Deep-Dive: Primary Documents (Annual Reports, Quarterly Results, Exchange Filings)</w:t>
       </w:r>
     </w:p>
     <w:p>
@@ -356,12 +301,12 @@
           <w:sz w:val="18"/>
           <w:szCs w:val="18"/>
         </w:rPr>
-        <w:t xml:space="preserve">Every time a trusted user expresses clear conviction on this stock, most recent first — this section accumulates over time, it isn't a one-time snapshot.</w:t>
-      </w:r>
-    </w:p>
-    <w:p>
-      <w:pPr>
-        <w:spacing w:after="100"/>
+        <w:t xml:space="preserve">Pass 1 — 2026-09-08. Built from the company's own filings (3 years of annual reports, ~4 quarters of results/concalls, and 6 months of BSE/NSE announcements), read via the web — a deeper layer than the forum-sentiment read below.</w:t>
+      </w:r>
+    </w:p>
+    <w:p>
+      <w:pPr>
+        <w:spacing w:after="120"/>
       </w:pPr>
       <w:r>
         <w:rPr>
@@ -370,8 +315,412 @@
           <w:sz w:val="20"/>
           <w:szCs w:val="20"/>
         </w:rPr>
-        <w:t xml:space="preserve">2024-05-29 — undefined</w:t>
-      </w:r>
+        <w:t xml:space="preserve">Sources reviewed this pass:</w:t>
+      </w:r>
+    </w:p>
+    <w:p>
+      <w:pPr>
+        <w:pStyle w:val="ListParagraph"/>
+        <w:numPr>
+          <w:ilvl w:val="0"/>
+          <w:numId w:val="1"/>
+        </w:numPr>
+        <w:spacing w:after="60"/>
+      </w:pPr>
+      <w:r>
+        <w:t xml:space="preserve">Q1 FY27 results + earnings call (Aug 2026) via Business Standard / Yahoo Finance / Investing.com / Multibagg</w:t>
+      </w:r>
+    </w:p>
+    <w:p>
+      <w:pPr>
+        <w:pStyle w:val="ListParagraph"/>
+        <w:numPr>
+          <w:ilvl w:val="0"/>
+          <w:numId w:val="1"/>
+        </w:numPr>
+        <w:spacing w:after="60"/>
+      </w:pPr>
+      <w:r>
+        <w:t xml:space="preserve">Q1 FY27 investor slides (segment revenue, order book, electronics commissioning timeline)</w:t>
+      </w:r>
+    </w:p>
+    <w:p>
+      <w:pPr>
+        <w:pStyle w:val="ListParagraph"/>
+        <w:numPr>
+          <w:ilvl w:val="0"/>
+          <w:numId w:val="1"/>
+        </w:numPr>
+        <w:spacing w:after="60"/>
+      </w:pPr>
+      <w:r>
+        <w:t xml:space="preserve">Valuation/leverage data via screener.in / stockanalysis.com / companiesmarketcap (Sep 2026)</w:t>
+      </w:r>
+    </w:p>
+    <w:p>
+      <w:pPr>
+        <w:pStyle w:val="ListParagraph"/>
+        <w:numPr>
+          <w:ilvl w:val="0"/>
+          <w:numId w:val="1"/>
+        </w:numPr>
+        <w:spacing w:after="60"/>
+      </w:pPr>
+      <w:r>
+        <w:t xml:space="preserve">VP thread 'Motherson sumi: Recent opportunity to buy' (topic 2953) — most recent 50 of 144 posts</w:t>
+      </w:r>
+    </w:p>
+    <w:p>
+      <w:pPr>
+        <w:spacing w:after="120"/>
+      </w:pPr>
+      <w:r>
+        <w:rPr>
+          <w:b/>
+          <w:bCs/>
+          <w:sz w:val="20"/>
+          <w:szCs w:val="20"/>
+        </w:rPr>
+        <w:t xml:space="preserve">Annual-report findings (3-year view):</w:t>
+      </w:r>
+    </w:p>
+    <w:p>
+      <w:pPr>
+        <w:pStyle w:val="ListParagraph"/>
+        <w:numPr>
+          <w:ilvl w:val="0"/>
+          <w:numId w:val="1"/>
+        </w:numPr>
+        <w:spacing w:after="60"/>
+      </w:pPr>
+      <w:r>
+        <w:t xml:space="preserve">Core auto-ancillary business healthy: FY26 ROE ~17% / ROCE ~13% (both above sector median), D/E 0.44, PAT growing faster than revenue on margin recovery</w:t>
+      </w:r>
+    </w:p>
+    <w:p>
+      <w:pPr>
+        <w:pStyle w:val="ListParagraph"/>
+        <w:numPr>
+          <w:ilvl w:val="0"/>
+          <w:numId w:val="1"/>
+        </w:numPr>
+        <w:spacing w:after="60"/>
+      </w:pPr>
+      <w:r>
+        <w:t xml:space="preserve">Consolidated ROIC ~9% (screener basis) — the capex-and-M&amp;A-heavy model keeps return on capital in the low teens even in good years</w:t>
+      </w:r>
+    </w:p>
+    <w:p>
+      <w:pPr>
+        <w:pStyle w:val="ListParagraph"/>
+        <w:numPr>
+          <w:ilvl w:val="0"/>
+          <w:numId w:val="1"/>
+        </w:numPr>
+        <w:spacing w:after="60"/>
+      </w:pPr>
+      <w:r>
+        <w:t xml:space="preserve">Consumer-electronics vertical: Rs ~7,500 Cr committed across 3 greenfield plants (~40M units/yr at full scale), ~1/3 already spent, still loss-making and pre-scale</w:t>
+      </w:r>
+    </w:p>
+    <w:p>
+      <w:pPr>
+        <w:pStyle w:val="ListParagraph"/>
+        <w:numPr>
+          <w:ilvl w:val="0"/>
+          <w:numId w:val="1"/>
+        </w:numPr>
+        <w:spacing w:after="60"/>
+      </w:pPr>
+      <w:r>
+        <w:t xml:space="preserve">Aerospace: Tier-1 Airbus supplier via CIM Tools / Cirma / AD Industries acquisitions; order book &gt;$1bn and up &gt;17% since FY26 end</w:t>
+      </w:r>
+    </w:p>
+    <w:p>
+      <w:pPr>
+        <w:pStyle w:val="ListParagraph"/>
+        <w:numPr>
+          <w:ilvl w:val="0"/>
+          <w:numId w:val="1"/>
+        </w:numPr>
+        <w:spacing w:after="60"/>
+      </w:pPr>
+      <w:r>
+        <w:t xml:space="preserve">Proven precedent: successfully carved out and separately listed the wiring-harness business (demerger)</w:t>
+      </w:r>
+    </w:p>
+    <w:p>
+      <w:pPr>
+        <w:pStyle w:val="ListParagraph"/>
+        <w:numPr>
+          <w:ilvl w:val="0"/>
+          <w:numId w:val="1"/>
+        </w:numPr>
+        <w:spacing w:after="60"/>
+      </w:pPr>
+      <w:r>
+        <w:t xml:space="preserve">Management credibility caveat carried in the thread: missed the 2015-20 revenue guidance by ~50%; new $108bn-by-FY30 (4x FY25) ambition to be treated as directional</w:t>
+      </w:r>
+    </w:p>
+    <w:p>
+      <w:pPr>
+        <w:spacing w:after="120"/>
+      </w:pPr>
+      <w:r>
+        <w:rPr>
+          <w:b/>
+          <w:bCs/>
+          <w:sz w:val="20"/>
+          <w:szCs w:val="20"/>
+        </w:rPr>
+        <w:t xml:space="preserve">Quarterly trend (last ~4 quarters + concall commentary):</w:t>
+      </w:r>
+    </w:p>
+    <w:p>
+      <w:pPr>
+        <w:pStyle w:val="ListParagraph"/>
+        <w:numPr>
+          <w:ilvl w:val="0"/>
+          <w:numId w:val="1"/>
+        </w:numPr>
+        <w:spacing w:after="60"/>
+      </w:pPr>
+      <w:r>
+        <w:t xml:space="preserve">Q1 FY27: revenue Rs 35,244 Cr (+16.65% YoY, +2.72% QoQ — record); PAT Rs 1,076 Cr (+77% reported / +55% normalised); EBITDA +26% YoY, margin +60 bps YoY</w:t>
+      </w:r>
+    </w:p>
+    <w:p>
+      <w:pPr>
+        <w:pStyle w:val="ListParagraph"/>
+        <w:numPr>
+          <w:ilvl w:val="0"/>
+          <w:numId w:val="1"/>
+        </w:numPr>
+        <w:spacing w:after="60"/>
+      </w:pPr>
+      <w:r>
+        <w:t xml:space="preserve">Q4 FY26: revenue Rs 34,309 Cr (+9.23% YoY), PAT Rs 1,497 Cr (+46% YoY)</w:t>
+      </w:r>
+    </w:p>
+    <w:p>
+      <w:pPr>
+        <w:pStyle w:val="ListParagraph"/>
+        <w:numPr>
+          <w:ilvl w:val="0"/>
+          <w:numId w:val="1"/>
+        </w:numPr>
+        <w:spacing w:after="60"/>
+      </w:pPr>
+      <w:r>
+        <w:t xml:space="preserve">Segment Q1 FY27: wiring harness +31% (India momentum + NA commercial-vehicle recovery), aerospace +20%, consumer electronics 'scaling meaningfully' off a small base</w:t>
+      </w:r>
+    </w:p>
+    <w:p>
+      <w:pPr>
+        <w:spacing w:after="120"/>
+      </w:pPr>
+      <w:r>
+        <w:rPr>
+          <w:b/>
+          <w:bCs/>
+          <w:sz w:val="20"/>
+          <w:szCs w:val="20"/>
+        </w:rPr>
+        <w:t xml:space="preserve">Exchange announcements (last 6 months):</w:t>
+      </w:r>
+    </w:p>
+    <w:p>
+      <w:pPr>
+        <w:pStyle w:val="ListParagraph"/>
+        <w:numPr>
+          <w:ilvl w:val="0"/>
+          <w:numId w:val="1"/>
+        </w:numPr>
+        <w:spacing w:after="60"/>
+      </w:pPr>
+      <w:r>
+        <w:t xml:space="preserve">Q1 FY27 (Aug 2026): record quarterly revenue; aerospace order book +17% since FY26 end; third consumer-electronics facility on track for Q3 FY27 commissioning</w:t>
+      </w:r>
+    </w:p>
+    <w:p>
+      <w:pPr>
+        <w:pStyle w:val="ListParagraph"/>
+        <w:numPr>
+          <w:ilvl w:val="0"/>
+          <w:numId w:val="1"/>
+        </w:numPr>
+        <w:spacing w:after="60"/>
+      </w:pPr>
+      <w:r>
+        <w:t xml:space="preserve">FY27 capex guidance Rs 6,000 Cr (+/-10%)</w:t>
+      </w:r>
+    </w:p>
+    <w:p>
+      <w:pPr>
+        <w:pStyle w:val="ListParagraph"/>
+        <w:numPr>
+          <w:ilvl w:val="0"/>
+          <w:numId w:val="1"/>
+        </w:numPr>
+        <w:spacing w:after="60"/>
+      </w:pPr>
+      <w:r>
+        <w:t xml:space="preserve">No new material M&amp;A / rating action / pledge move surfaced this pass</w:t>
+      </w:r>
+    </w:p>
+    <w:p>
+      <w:pPr>
+        <w:spacing w:after="120"/>
+      </w:pPr>
+      <w:r>
+        <w:rPr>
+          <w:b/>
+          <w:bCs/>
+          <w:sz w:val="20"/>
+          <w:szCs w:val="20"/>
+        </w:rPr>
+        <w:t xml:space="preserve">Key new facts vs. the prior write-up:</w:t>
+      </w:r>
+    </w:p>
+    <w:p>
+      <w:pPr>
+        <w:pStyle w:val="ListParagraph"/>
+        <w:numPr>
+          <w:ilvl w:val="0"/>
+          <w:numId w:val="1"/>
+        </w:numPr>
+        <w:spacing w:after="60"/>
+      </w:pPr>
+      <w:r>
+        <w:t xml:space="preserve">Q1 FY27 is record-revenue, +16.7% YoY, with the non-auto verticals growing faster than the core — the pivot is executing, but as compounder-grade delivery, not a size-changing inflection</w:t>
+      </w:r>
+    </w:p>
+    <w:p>
+      <w:pPr>
+        <w:pStyle w:val="ListParagraph"/>
+        <w:numPr>
+          <w:ilvl w:val="0"/>
+          <w:numId w:val="1"/>
+        </w:numPr>
+        <w:spacing w:after="60"/>
+      </w:pPr>
+      <w:r>
+        <w:t xml:space="preserve">Trailing P/E ~39x, forward ~28x — richer than a 'cheap optionality' framing implies; fresh 52-week high</w:t>
+      </w:r>
+    </w:p>
+    <w:p>
+      <w:pPr>
+        <w:pStyle w:val="ListParagraph"/>
+        <w:numPr>
+          <w:ilvl w:val="0"/>
+          <w:numId w:val="1"/>
+        </w:numPr>
+        <w:spacing w:after="60"/>
+      </w:pPr>
+      <w:r>
+        <w:t xml:space="preserve">ROIC ~9% consolidated — the incubator model dilutes return on capital during the build</w:t>
+      </w:r>
+    </w:p>
+    <w:p>
+      <w:pPr>
+        <w:pStyle w:val="ListParagraph"/>
+        <w:numPr>
+          <w:ilvl w:val="0"/>
+          <w:numId w:val="1"/>
+        </w:numPr>
+        <w:spacing w:after="60"/>
+      </w:pPr>
+      <w:r>
+        <w:t xml:space="preserve">Electronics vertical still loss-making; full-scale (40M units) not until after Q3 FY27</w:t>
+      </w:r>
+    </w:p>
+    <w:p>
+      <w:pPr>
+        <w:spacing w:after="120"/>
+      </w:pPr>
+      <w:r>
+        <w:rPr>
+          <w:b/>
+          <w:bCs/>
+          <w:sz w:val="20"/>
+          <w:szCs w:val="20"/>
+        </w:rPr>
+        <w:t xml:space="preserve">Open questions / what to watch:</w:t>
+      </w:r>
+    </w:p>
+    <w:p>
+      <w:pPr>
+        <w:pStyle w:val="ListParagraph"/>
+        <w:numPr>
+          <w:ilvl w:val="0"/>
+          <w:numId w:val="1"/>
+        </w:numPr>
+        <w:spacing w:after="60"/>
+      </w:pPr>
+      <w:r>
+        <w:t xml:space="preserve">Do aerospace and consumer electronics reach segment-level profitability, and on what timeline?</w:t>
+      </w:r>
+    </w:p>
+    <w:p>
+      <w:pPr>
+        <w:pStyle w:val="ListParagraph"/>
+        <w:numPr>
+          <w:ilvl w:val="0"/>
+          <w:numId w:val="1"/>
+        </w:numPr>
+        <w:spacing w:after="60"/>
+      </w:pPr>
+      <w:r>
+        <w:t xml:space="preserve">Does the $108bn-by-FY30 ambition get anywhere close, given the ~50% miss on the last 5-year target?</w:t>
+      </w:r>
+    </w:p>
+    <w:p>
+      <w:pPr>
+        <w:pStyle w:val="ListParagraph"/>
+        <w:numPr>
+          <w:ilvl w:val="0"/>
+          <w:numId w:val="1"/>
+        </w:numPr>
+        <w:spacing w:after="60"/>
+      </w:pPr>
+      <w:r>
+        <w:t xml:space="preserve">Does consolidated ROIC recover above low-teens once the current capex wave lands?</w:t>
+      </w:r>
+    </w:p>
+    <w:p>
+      <w:pPr>
+        <w:spacing w:after="120" w:before="120"/>
+      </w:pPr>
+      <w:r>
+        <w:rPr>
+          <w:b/>
+          <w:bCs/>
+          <w:sz w:val="20"/>
+          <w:szCs w:val="20"/>
+        </w:rPr>
+        <w:t xml:space="preserve">Conviction impact: </w:t>
+      </w:r>
+      <w:r>
+        <w:rPr>
+          <w:sz w:val="20"/>
+          <w:szCs w:val="20"/>
+        </w:rPr>
+        <w:t xml:space="preserve">Medium -&gt; Medium. Q1 FY27 confirms a healthy core and a genuinely executing capital-allocation pivot, but at ~Rs 1.7 lakh Cr the return-magnitude label is not credible (size-math 'neither'), valuation is full (~39x trailing), and the electronics vertical is still pre-profit — so conviction is unchanged and thesis_fit moves to 'neither'.</w:t>
+      </w:r>
+    </w:p>
+    <w:p>
+      <w:pPr>
+        <w:pStyle w:val="Heading1"/>
+        <w:spacing w:after="120" w:before="280"/>
+      </w:pPr>
+      <w:r>
+        <w:t xml:space="preserve">Guidance &amp; Expectation Gap</w:t>
+      </w:r>
+    </w:p>
+    <w:p>
+      <w:pPr>
+        <w:spacing w:after="120"/>
+      </w:pPr>
       <w:r>
         <w:rPr>
           <w:i/>
@@ -380,6 +729,1874 @@
           <w:sz w:val="18"/>
           <w:szCs w:val="18"/>
         </w:rPr>
+        <w:t xml:space="preserve">Management guidance decoded into commitments, graded on the expectation → action → operational → commercial → financial ladder, then compared to what the current price appears to assume. Method: playbook/guidance-and-expectation-gap.md.</w:t>
+      </w:r>
+    </w:p>
+    <w:p>
+      <w:pPr>
+        <w:spacing w:after="120"/>
+      </w:pPr>
+      <w:r>
+        <w:rPr>
+          <w:b/>
+          <w:bCs/>
+          <w:sz w:val="20"/>
+          <w:szCs w:val="20"/>
+        </w:rPr>
+        <w:t xml:space="preserve">Commitment ladder (most-proven first):</w:t>
+      </w:r>
+    </w:p>
+    <w:tbl>
+      <w:tblPr>
+        <w:tblW w:type="dxa" w:w="9000"/>
+        <w:tblBorders>
+          <w:top w:val="single" w:color="auto" w:sz="4"/>
+          <w:left w:val="single" w:color="auto" w:sz="4"/>
+          <w:bottom w:val="single" w:color="auto" w:sz="4"/>
+          <w:right w:val="single" w:color="auto" w:sz="4"/>
+          <w:insideH w:val="single" w:color="auto" w:sz="4"/>
+          <w:insideV w:val="single" w:color="auto" w:sz="4"/>
+        </w:tblBorders>
+      </w:tblPr>
+      <w:tblGrid>
+        <w:gridCol w:w="1100"/>
+        <w:gridCol w:w="2600"/>
+        <w:gridCol w:w="2400"/>
+        <w:gridCol w:w="900"/>
+        <w:gridCol w:w="1200"/>
+        <w:gridCol w:w="800"/>
+      </w:tblGrid>
+      <w:tr>
+        <w:trPr>
+          <w:tblHeader/>
+        </w:trPr>
+        <w:tc>
+          <w:tcPr>
+            <w:tcW w:type="dxa" w:w="1100"/>
+            <w:shd w:fill="F2F2F2" w:val="clear"/>
+          </w:tcPr>
+          <w:p>
+            <w:r>
+              <w:rPr>
+                <w:b/>
+                <w:bCs/>
+                <w:sz w:val="18"/>
+                <w:szCs w:val="18"/>
+              </w:rPr>
+              <w:t xml:space="preserve">Area</w:t>
+            </w:r>
+          </w:p>
+        </w:tc>
+        <w:tc>
+          <w:tcPr>
+            <w:tcW w:type="dxa" w:w="2600"/>
+            <w:shd w:fill="F2F2F2" w:val="clear"/>
+          </w:tcPr>
+          <w:p>
+            <w:r>
+              <w:rPr>
+                <w:b/>
+                <w:bCs/>
+                <w:sz w:val="18"/>
+                <w:szCs w:val="18"/>
+              </w:rPr>
+              <w:t xml:space="preserve">Commitment</w:t>
+            </w:r>
+          </w:p>
+        </w:tc>
+        <w:tc>
+          <w:tcPr>
+            <w:tcW w:type="dxa" w:w="2400"/>
+            <w:shd w:fill="F2F2F2" w:val="clear"/>
+          </w:tcPr>
+          <w:p>
+            <w:r>
+              <w:rPr>
+                <w:b/>
+                <w:bCs/>
+                <w:sz w:val="18"/>
+                <w:szCs w:val="18"/>
+              </w:rPr>
+              <w:t xml:space="preserve">Specifics</w:t>
+            </w:r>
+          </w:p>
+        </w:tc>
+        <w:tc>
+          <w:tcPr>
+            <w:tcW w:type="dxa" w:w="900"/>
+            <w:shd w:fill="F2F2F2" w:val="clear"/>
+          </w:tcPr>
+          <w:p>
+            <w:r>
+              <w:rPr>
+                <w:b/>
+                <w:bCs/>
+                <w:sz w:val="18"/>
+                <w:szCs w:val="18"/>
+              </w:rPr>
+              <w:t xml:space="preserve">By when</w:t>
+            </w:r>
+          </w:p>
+        </w:tc>
+        <w:tc>
+          <w:tcPr>
+            <w:tcW w:type="dxa" w:w="1200"/>
+            <w:shd w:fill="F2F2F2" w:val="clear"/>
+          </w:tcPr>
+          <w:p>
+            <w:r>
+              <w:rPr>
+                <w:b/>
+                <w:bCs/>
+                <w:sz w:val="18"/>
+                <w:szCs w:val="18"/>
+              </w:rPr>
+              <w:t xml:space="preserve">Stage</w:t>
+            </w:r>
+          </w:p>
+        </w:tc>
+        <w:tc>
+          <w:tcPr>
+            <w:tcW w:type="dxa" w:w="800"/>
+            <w:shd w:fill="F2F2F2" w:val="clear"/>
+          </w:tcPr>
+          <w:p>
+            <w:r>
+              <w:rPr>
+                <w:b/>
+                <w:bCs/>
+                <w:sz w:val="18"/>
+                <w:szCs w:val="18"/>
+              </w:rPr>
+              <w:t xml:space="preserve">Thesis-critical</w:t>
+            </w:r>
+          </w:p>
+        </w:tc>
+      </w:tr>
+      <w:tr>
+        <w:tc>
+          <w:tcPr>
+            <w:tcW w:type="dxa" w:w="1100"/>
+          </w:tcPr>
+          <w:p>
+            <w:r>
+              <w:rPr>
+                <w:b w:val="false"/>
+                <w:bCs w:val="false"/>
+                <w:sz w:val="18"/>
+                <w:szCs w:val="18"/>
+              </w:rPr>
+              <w:t xml:space="preserve">orders</w:t>
+            </w:r>
+          </w:p>
+        </w:tc>
+        <w:tc>
+          <w:tcPr>
+            <w:tcW w:type="dxa" w:w="2600"/>
+          </w:tcPr>
+          <w:p>
+            <w:r>
+              <w:rPr>
+                <w:b w:val="false"/>
+                <w:bCs w:val="false"/>
+                <w:sz w:val="18"/>
+                <w:szCs w:val="18"/>
+              </w:rPr>
+              <w:t xml:space="preserve">Aerospace order book growth, Tier-1 Airbus programmes</w:t>
+            </w:r>
+          </w:p>
+        </w:tc>
+        <w:tc>
+          <w:tcPr>
+            <w:tcW w:type="dxa" w:w="2400"/>
+          </w:tcPr>
+          <w:p>
+            <w:r>
+              <w:rPr>
+                <w:b w:val="false"/>
+                <w:bCs w:val="false"/>
+                <w:sz w:val="18"/>
+                <w:szCs w:val="18"/>
+              </w:rPr>
+              <w:t xml:space="preserve">order book &gt;$1bn, up &gt;17% since FY26 end; Q1 FY27 aerospace revenue +20% YoY</w:t>
+            </w:r>
+          </w:p>
+        </w:tc>
+        <w:tc>
+          <w:tcPr>
+            <w:tcW w:type="dxa" w:w="900"/>
+          </w:tcPr>
+          <w:p>
+            <w:r>
+              <w:rPr>
+                <w:b w:val="false"/>
+                <w:bCs w:val="false"/>
+                <w:sz w:val="18"/>
+                <w:szCs w:val="18"/>
+              </w:rPr>
+              <w:t xml:space="preserve">FY28</w:t>
+            </w:r>
+          </w:p>
+        </w:tc>
+        <w:tc>
+          <w:tcPr>
+            <w:tcW w:type="dxa" w:w="1200"/>
+          </w:tcPr>
+          <w:p>
+            <w:r>
+              <w:rPr>
+                <w:b w:val="false"/>
+                <w:bCs w:val="false"/>
+                <w:sz w:val="18"/>
+                <w:szCs w:val="18"/>
+              </w:rPr>
+              <w:t xml:space="preserve">commercial</w:t>
+            </w:r>
+          </w:p>
+        </w:tc>
+        <w:tc>
+          <w:tcPr>
+            <w:tcW w:type="dxa" w:w="800"/>
+          </w:tcPr>
+          <w:p>
+            <w:r>
+              <w:rPr>
+                <w:b w:val="false"/>
+                <w:bCs w:val="false"/>
+                <w:sz w:val="18"/>
+                <w:szCs w:val="18"/>
+              </w:rPr>
+              <w:t xml:space="preserve">yes</w:t>
+            </w:r>
+          </w:p>
+        </w:tc>
+      </w:tr>
+      <w:tr>
+        <w:tc>
+          <w:tcPr>
+            <w:tcW w:type="dxa" w:w="1100"/>
+          </w:tcPr>
+          <w:p>
+            <w:r>
+              <w:rPr>
+                <w:b w:val="false"/>
+                <w:bCs w:val="false"/>
+                <w:sz w:val="18"/>
+                <w:szCs w:val="18"/>
+              </w:rPr>
+              <w:t xml:space="preserve">capacity</w:t>
+            </w:r>
+          </w:p>
+        </w:tc>
+        <w:tc>
+          <w:tcPr>
+            <w:tcW w:type="dxa" w:w="2600"/>
+          </w:tcPr>
+          <w:p>
+            <w:r>
+              <w:rPr>
+                <w:b w:val="false"/>
+                <w:bCs w:val="false"/>
+                <w:sz w:val="18"/>
+                <w:szCs w:val="18"/>
+              </w:rPr>
+              <w:t xml:space="preserve">Consumer-electronics: commission 3rd greenfield plant, scale to 40M units/yr</w:t>
+            </w:r>
+          </w:p>
+        </w:tc>
+        <w:tc>
+          <w:tcPr>
+            <w:tcW w:type="dxa" w:w="2400"/>
+          </w:tcPr>
+          <w:p>
+            <w:r>
+              <w:rPr>
+                <w:b w:val="false"/>
+                <w:bCs w:val="false"/>
+                <w:sz w:val="18"/>
+                <w:szCs w:val="18"/>
+              </w:rPr>
+              <w:t xml:space="preserve">Rs ~7,500 Cr total, ~1/3 spent; 3rd plant commissioning Q3 FY27</w:t>
+            </w:r>
+          </w:p>
+        </w:tc>
+        <w:tc>
+          <w:tcPr>
+            <w:tcW w:type="dxa" w:w="900"/>
+          </w:tcPr>
+          <w:p>
+            <w:r>
+              <w:rPr>
+                <w:b w:val="false"/>
+                <w:bCs w:val="false"/>
+                <w:sz w:val="18"/>
+                <w:szCs w:val="18"/>
+              </w:rPr>
+              <w:t xml:space="preserve">FY27</w:t>
+            </w:r>
+          </w:p>
+        </w:tc>
+        <w:tc>
+          <w:tcPr>
+            <w:tcW w:type="dxa" w:w="1200"/>
+          </w:tcPr>
+          <w:p>
+            <w:r>
+              <w:rPr>
+                <w:b w:val="false"/>
+                <w:bCs w:val="false"/>
+                <w:sz w:val="18"/>
+                <w:szCs w:val="18"/>
+              </w:rPr>
+              <w:t xml:space="preserve">operational</w:t>
+            </w:r>
+          </w:p>
+        </w:tc>
+        <w:tc>
+          <w:tcPr>
+            <w:tcW w:type="dxa" w:w="800"/>
+          </w:tcPr>
+          <w:p>
+            <w:r>
+              <w:rPr>
+                <w:b w:val="false"/>
+                <w:bCs w:val="false"/>
+                <w:sz w:val="18"/>
+                <w:szCs w:val="18"/>
+              </w:rPr>
+              <w:t xml:space="preserve">yes</w:t>
+            </w:r>
+          </w:p>
+        </w:tc>
+      </w:tr>
+      <w:tr>
+        <w:tc>
+          <w:tcPr>
+            <w:tcW w:type="dxa" w:w="1100"/>
+          </w:tcPr>
+          <w:p>
+            <w:r>
+              <w:rPr>
+                <w:b w:val="false"/>
+                <w:bCs w:val="false"/>
+                <w:sz w:val="18"/>
+                <w:szCs w:val="18"/>
+              </w:rPr>
+              <w:t xml:space="preserve">capex</w:t>
+            </w:r>
+          </w:p>
+        </w:tc>
+        <w:tc>
+          <w:tcPr>
+            <w:tcW w:type="dxa" w:w="2600"/>
+          </w:tcPr>
+          <w:p>
+            <w:r>
+              <w:rPr>
+                <w:b w:val="false"/>
+                <w:bCs w:val="false"/>
+                <w:sz w:val="18"/>
+                <w:szCs w:val="18"/>
+              </w:rPr>
+              <w:t xml:space="preserve">FY27 group capex Rs 6,000 Cr (+/-10%)</w:t>
+            </w:r>
+          </w:p>
+        </w:tc>
+        <w:tc>
+          <w:tcPr>
+            <w:tcW w:type="dxa" w:w="2400"/>
+          </w:tcPr>
+          <w:p>
+            <w:r>
+              <w:rPr>
+                <w:b w:val="false"/>
+                <w:bCs w:val="false"/>
+                <w:sz w:val="18"/>
+                <w:szCs w:val="18"/>
+              </w:rPr>
+              <w:t xml:space="preserve">skewed increasingly to non-auto verticals</w:t>
+            </w:r>
+          </w:p>
+        </w:tc>
+        <w:tc>
+          <w:tcPr>
+            <w:tcW w:type="dxa" w:w="900"/>
+          </w:tcPr>
+          <w:p>
+            <w:r>
+              <w:rPr>
+                <w:b w:val="false"/>
+                <w:bCs w:val="false"/>
+                <w:sz w:val="18"/>
+                <w:szCs w:val="18"/>
+              </w:rPr>
+              <w:t xml:space="preserve">FY27</w:t>
+            </w:r>
+          </w:p>
+        </w:tc>
+        <w:tc>
+          <w:tcPr>
+            <w:tcW w:type="dxa" w:w="1200"/>
+          </w:tcPr>
+          <w:p>
+            <w:r>
+              <w:rPr>
+                <w:b w:val="false"/>
+                <w:bCs w:val="false"/>
+                <w:sz w:val="18"/>
+                <w:szCs w:val="18"/>
+              </w:rPr>
+              <w:t xml:space="preserve">action</w:t>
+            </w:r>
+          </w:p>
+        </w:tc>
+        <w:tc>
+          <w:tcPr>
+            <w:tcW w:type="dxa" w:w="800"/>
+          </w:tcPr>
+          <w:p>
+            <w:r>
+              <w:rPr>
+                <w:b w:val="false"/>
+                <w:bCs w:val="false"/>
+                <w:sz w:val="18"/>
+                <w:szCs w:val="18"/>
+              </w:rPr>
+              <w:t xml:space="preserve"/>
+            </w:r>
+          </w:p>
+        </w:tc>
+      </w:tr>
+      <w:tr>
+        <w:tc>
+          <w:tcPr>
+            <w:tcW w:type="dxa" w:w="1100"/>
+          </w:tcPr>
+          <w:p>
+            <w:r>
+              <w:rPr>
+                <w:b w:val="false"/>
+                <w:bCs w:val="false"/>
+                <w:sz w:val="18"/>
+                <w:szCs w:val="18"/>
+              </w:rPr>
+              <w:t xml:space="preserve">growth</w:t>
+            </w:r>
+          </w:p>
+        </w:tc>
+        <w:tc>
+          <w:tcPr>
+            <w:tcW w:type="dxa" w:w="2600"/>
+          </w:tcPr>
+          <w:p>
+            <w:r>
+              <w:rPr>
+                <w:b w:val="false"/>
+                <w:bCs w:val="false"/>
+                <w:sz w:val="18"/>
+                <w:szCs w:val="18"/>
+              </w:rPr>
+              <w:t xml:space="preserve">Quadruple gross revenue to $108bn by FY30</w:t>
+            </w:r>
+          </w:p>
+        </w:tc>
+        <w:tc>
+          <w:tcPr>
+            <w:tcW w:type="dxa" w:w="2400"/>
+          </w:tcPr>
+          <w:p>
+            <w:r>
+              <w:rPr>
+                <w:b w:val="false"/>
+                <w:bCs w:val="false"/>
+                <w:sz w:val="18"/>
+                <w:szCs w:val="18"/>
+              </w:rPr>
+              <w:t xml:space="preserve">$25.7bn FY25 -&gt; $108bn FY30</w:t>
+            </w:r>
+          </w:p>
+        </w:tc>
+        <w:tc>
+          <w:tcPr>
+            <w:tcW w:type="dxa" w:w="900"/>
+          </w:tcPr>
+          <w:p>
+            <w:r>
+              <w:rPr>
+                <w:b w:val="false"/>
+                <w:bCs w:val="false"/>
+                <w:sz w:val="18"/>
+                <w:szCs w:val="18"/>
+              </w:rPr>
+              <w:t xml:space="preserve">beyond</w:t>
+            </w:r>
+          </w:p>
+        </w:tc>
+        <w:tc>
+          <w:tcPr>
+            <w:tcW w:type="dxa" w:w="1200"/>
+          </w:tcPr>
+          <w:p>
+            <w:r>
+              <w:rPr>
+                <w:b w:val="false"/>
+                <w:bCs w:val="false"/>
+                <w:sz w:val="18"/>
+                <w:szCs w:val="18"/>
+              </w:rPr>
+              <w:t xml:space="preserve">expectation</w:t>
+            </w:r>
+          </w:p>
+        </w:tc>
+        <w:tc>
+          <w:tcPr>
+            <w:tcW w:type="dxa" w:w="800"/>
+          </w:tcPr>
+          <w:p>
+            <w:r>
+              <w:rPr>
+                <w:b w:val="false"/>
+                <w:bCs w:val="false"/>
+                <w:sz w:val="18"/>
+                <w:szCs w:val="18"/>
+              </w:rPr>
+              <w:t xml:space="preserve"/>
+            </w:r>
+          </w:p>
+        </w:tc>
+      </w:tr>
+    </w:tbl>
+    <w:p>
+      <w:pPr>
+        <w:spacing w:after="60" w:before="120"/>
+      </w:pPr>
+      <w:r>
+        <w:rPr>
+          <w:b/>
+          <w:bCs/>
+          <w:sz w:val="20"/>
+          <w:szCs w:val="20"/>
+        </w:rPr>
+        <w:t xml:space="preserve">Earnings chain: </w:t>
+      </w:r>
+      <w:r>
+        <w:rPr>
+          <w:b w:val="false"/>
+          <w:bCs w:val="false"/>
+          <w:sz w:val="20"/>
+          <w:szCs w:val="20"/>
+        </w:rPr>
+        <w:t xml:space="preserve">capex into aerospace + electronics</w:t>
+      </w:r>
+      <w:r>
+        <w:rPr>
+          <w:color w:val="666666"/>
+          <w:sz w:val="20"/>
+          <w:szCs w:val="20"/>
+        </w:rPr>
+        <w:t xml:space="preserve"> → </w:t>
+      </w:r>
+      <w:r>
+        <w:rPr>
+          <w:b w:val="false"/>
+          <w:bCs w:val="false"/>
+          <w:sz w:val="20"/>
+          <w:szCs w:val="20"/>
+        </w:rPr>
+        <w:t xml:space="preserve">new-vertical revenue scales</w:t>
+      </w:r>
+      <w:r>
+        <w:rPr>
+          <w:color w:val="666666"/>
+          <w:sz w:val="20"/>
+          <w:szCs w:val="20"/>
+        </w:rPr>
+        <w:t xml:space="preserve"> → </w:t>
+      </w:r>
+      <w:r>
+        <w:rPr>
+          <w:b w:val="false"/>
+          <w:bCs w:val="false"/>
+          <w:sz w:val="20"/>
+          <w:szCs w:val="20"/>
+        </w:rPr>
+        <w:t xml:space="preserve">segment losses -&gt; breakeven -&gt; profit</w:t>
+      </w:r>
+      <w:r>
+        <w:rPr>
+          <w:color w:val="666666"/>
+          <w:sz w:val="20"/>
+          <w:szCs w:val="20"/>
+        </w:rPr>
+        <w:t xml:space="preserve"> → </w:t>
+      </w:r>
+      <w:r>
+        <w:rPr>
+          <w:b w:val="false"/>
+          <w:bCs w:val="false"/>
+          <w:sz w:val="20"/>
+          <w:szCs w:val="20"/>
+        </w:rPr>
+        <w:t xml:space="preserve">group margin mix improves</w:t>
+      </w:r>
+      <w:r>
+        <w:rPr>
+          <w:color w:val="666666"/>
+          <w:sz w:val="20"/>
+          <w:szCs w:val="20"/>
+        </w:rPr>
+        <w:t xml:space="preserve"> → </w:t>
+      </w:r>
+      <w:r>
+        <w:rPr>
+          <w:b w:val="false"/>
+          <w:bCs w:val="false"/>
+          <w:sz w:val="20"/>
+          <w:szCs w:val="20"/>
+        </w:rPr>
+        <w:t xml:space="preserve">consolidated PAT + ROIC recover</w:t>
+      </w:r>
+    </w:p>
+    <w:p>
+      <w:pPr>
+        <w:spacing w:after="120"/>
+      </w:pPr>
+      <w:r>
+        <w:rPr>
+          <w:color w:val="666666"/>
+          <w:sz w:val="18"/>
+          <w:szCs w:val="18"/>
+        </w:rPr>
+        <w:t xml:space="preserve">Bottleneck link: segment losses -&gt; breakeven -&gt; profit (electronics still loss-making).</w:t>
+      </w:r>
+    </w:p>
+    <w:p>
+      <w:pPr>
+        <w:spacing w:after="120"/>
+      </w:pPr>
+      <w:r>
+        <w:rPr>
+          <w:color w:val="666666"/>
+          <w:sz w:val="18"/>
+          <w:szCs w:val="18"/>
+        </w:rPr>
+        <w:t xml:space="preserve">Operating leverage: yes — Q1 FY27 EBITDA +26% on revenue +16.7%, core auto operating leverage intact; new verticals not yet contributing leverage</w:t>
+      </w:r>
+    </w:p>
+    <w:p>
+      <w:pPr>
+        <w:spacing w:after="120"/>
+      </w:pPr>
+      <w:r>
+        <w:rPr>
+          <w:color w:val="666666"/>
+          <w:sz w:val="18"/>
+          <w:szCs w:val="18"/>
+        </w:rPr>
+        <w:t xml:space="preserve">Evidenced: capex into aerospace + electronics; new-vertical revenue scales; group margin mix improves. Still assumed: segment losses -&gt; breakeven -&gt; profit; consolidated PAT + ROIC recover.</w:t>
+      </w:r>
+    </w:p>
+    <w:p>
+      <w:pPr>
+        <w:spacing w:after="120"/>
+      </w:pPr>
+      <w:r>
+        <w:rPr>
+          <w:b/>
+          <w:bCs/>
+          <w:sz w:val="20"/>
+          <w:szCs w:val="20"/>
+        </w:rPr>
+        <w:t xml:space="preserve">Market expectation vs. our path:</w:t>
+      </w:r>
+    </w:p>
+    <w:tbl>
+      <w:tblPr>
+        <w:tblW w:type="dxa" w:w="9000"/>
+        <w:tblBorders>
+          <w:top w:val="single" w:color="auto" w:sz="4"/>
+          <w:left w:val="single" w:color="auto" w:sz="4"/>
+          <w:bottom w:val="single" w:color="auto" w:sz="4"/>
+          <w:right w:val="single" w:color="auto" w:sz="4"/>
+          <w:insideH w:val="single" w:color="auto" w:sz="4"/>
+          <w:insideV w:val="single" w:color="auto" w:sz="4"/>
+        </w:tblBorders>
+      </w:tblPr>
+      <w:tblGrid>
+        <w:gridCol w:w="3200"/>
+        <w:gridCol w:w="5800"/>
+      </w:tblGrid>
+      <w:tr>
+        <w:tc>
+          <w:tcPr>
+            <w:tcW w:type="dxa" w:w="3200"/>
+            <w:shd w:fill="F2F2F2" w:val="clear"/>
+          </w:tcPr>
+          <w:p>
+            <w:r>
+              <w:rPr>
+                <w:b/>
+                <w:bCs/>
+              </w:rPr>
+              <w:t xml:space="preserve">As of</w:t>
+            </w:r>
+          </w:p>
+        </w:tc>
+        <w:tc>
+          <w:tcPr>
+            <w:tcW w:type="dxa" w:w="5800"/>
+          </w:tcPr>
+          <w:p>
+            <w:r>
+              <w:t xml:space="preserve">2026-09-08</w:t>
+            </w:r>
+          </w:p>
+        </w:tc>
+      </w:tr>
+      <w:tr>
+        <w:tc>
+          <w:tcPr>
+            <w:tcW w:type="dxa" w:w="3200"/>
+            <w:shd w:fill="F2F2F2" w:val="clear"/>
+          </w:tcPr>
+          <w:p>
+            <w:r>
+              <w:rPr>
+                <w:b/>
+                <w:bCs/>
+              </w:rPr>
+              <w:t xml:space="preserve">Price / multiple</w:t>
+            </w:r>
+          </w:p>
+        </w:tc>
+        <w:tc>
+          <w:tcPr>
+            <w:tcW w:type="dxa" w:w="5800"/>
+          </w:tcPr>
+          <w:p>
+            <w:r>
+              <w:t xml:space="preserve">~39x trailing; ~28x forwardx P/E</w:t>
+            </w:r>
+          </w:p>
+        </w:tc>
+      </w:tr>
+      <w:tr>
+        <w:tc>
+          <w:tcPr>
+            <w:tcW w:type="dxa" w:w="3200"/>
+            <w:shd w:fill="F2F2F2" w:val="clear"/>
+          </w:tcPr>
+          <w:p>
+            <w:r>
+              <w:rPr>
+                <w:b/>
+                <w:bCs/>
+              </w:rPr>
+              <w:t xml:space="preserve">Right valuation lens</w:t>
+            </w:r>
+          </w:p>
+        </w:tc>
+        <w:tc>
+          <w:tcPr>
+            <w:tcW w:type="dxa" w:w="5800"/>
+          </w:tcPr>
+          <w:p>
+            <w:r>
+              <w:t xml:space="preserve">P/E</w:t>
+            </w:r>
+          </w:p>
+        </w:tc>
+      </w:tr>
+      <w:tr>
+        <w:tc>
+          <w:tcPr>
+            <w:tcW w:type="dxa" w:w="3200"/>
+            <w:shd w:fill="F2F2F2" w:val="clear"/>
+          </w:tcPr>
+          <w:p>
+            <w:r>
+              <w:rPr>
+                <w:b/>
+                <w:bCs/>
+              </w:rPr>
+              <w:t xml:space="preserve">Price implies</w:t>
+            </w:r>
+          </w:p>
+        </w:tc>
+        <w:tc>
+          <w:tcPr>
+            <w:tcW w:type="dxa" w:w="5800"/>
+          </w:tcPr>
+          <w:p>
+            <w:r>
+              <w:t xml:space="preserve">at an ~18-20x exit for a diversified auto-ancillary compounder, ~39x trailing needs ~25-30% EPS CAGR FY26-28 — i.e. the non-auto verticals must inflect to profit, not just grow revenue</w:t>
+            </w:r>
+          </w:p>
+        </w:tc>
+      </w:tr>
+      <w:tr>
+        <w:tc>
+          <w:tcPr>
+            <w:tcW w:type="dxa" w:w="3200"/>
+            <w:shd w:fill="F2F2F2" w:val="clear"/>
+          </w:tcPr>
+          <w:p>
+            <w:r>
+              <w:rPr>
+                <w:b/>
+                <w:bCs/>
+              </w:rPr>
+              <w:t xml:space="preserve">Our FY27</w:t>
+            </w:r>
+          </w:p>
+        </w:tc>
+        <w:tc>
+          <w:tcPr>
+            <w:tcW w:type="dxa" w:w="5800"/>
+          </w:tcPr>
+          <w:p>
+            <w:r>
+              <w:t xml:space="preserve">revenue +12-16%, EBITDA margin up modestly on mix, PAT +20-30% (auto leverage + lower one-offs)</w:t>
+            </w:r>
+          </w:p>
+        </w:tc>
+      </w:tr>
+      <w:tr>
+        <w:tc>
+          <w:tcPr>
+            <w:tcW w:type="dxa" w:w="3200"/>
+            <w:shd w:fill="F2F2F2" w:val="clear"/>
+          </w:tcPr>
+          <w:p>
+            <w:r>
+              <w:rPr>
+                <w:b/>
+                <w:bCs/>
+              </w:rPr>
+              <w:t xml:space="preserve">Our FY28</w:t>
+            </w:r>
+          </w:p>
+        </w:tc>
+        <w:tc>
+          <w:tcPr>
+            <w:tcW w:type="dxa" w:w="5800"/>
+          </w:tcPr>
+          <w:p>
+            <w:r>
+              <w:t xml:space="preserve">second leg only if aerospace scales and electronics turns segment-profitable; otherwise a mid-teens compounder</w:t>
+            </w:r>
+          </w:p>
+        </w:tc>
+      </w:tr>
+      <w:tr>
+        <w:tc>
+          <w:tcPr>
+            <w:tcW w:type="dxa" w:w="3200"/>
+            <w:shd w:fill="F2F2F2" w:val="clear"/>
+          </w:tcPr>
+          <w:p>
+            <w:r>
+              <w:rPr>
+                <w:b/>
+                <w:bCs/>
+              </w:rPr>
+              <w:t xml:space="preserve">Gap direction</w:t>
+            </w:r>
+          </w:p>
+        </w:tc>
+        <w:tc>
+          <w:tcPr>
+            <w:tcW w:type="dxa" w:w="5800"/>
+          </w:tcPr>
+          <w:p>
+            <w:r>
+              <w:t xml:space="preserve">priced-in</w:t>
+            </w:r>
+          </w:p>
+        </w:tc>
+      </w:tr>
+      <w:tr>
+        <w:tc>
+          <w:tcPr>
+            <w:tcW w:type="dxa" w:w="3200"/>
+            <w:shd w:fill="F2F2F2" w:val="clear"/>
+          </w:tcPr>
+          <w:p>
+            <w:r>
+              <w:rPr>
+                <w:b/>
+                <w:bCs/>
+              </w:rPr>
+              <w:t xml:space="preserve">Gap type</w:t>
+            </w:r>
+          </w:p>
+        </w:tc>
+        <w:tc>
+          <w:tcPr>
+            <w:tcW w:type="dxa" w:w="5800"/>
+          </w:tcPr>
+          <w:p>
+            <w:r>
+              <w:t xml:space="preserve">new_business</w:t>
+            </w:r>
+          </w:p>
+        </w:tc>
+      </w:tr>
+      <w:tr>
+        <w:tc>
+          <w:tcPr>
+            <w:tcW w:type="dxa" w:w="3200"/>
+            <w:shd w:fill="F2F2F2" w:val="clear"/>
+          </w:tcPr>
+          <w:p>
+            <w:r>
+              <w:rPr>
+                <w:b/>
+                <w:bCs/>
+              </w:rPr>
+              <w:t xml:space="preserve">Gap magnitude</w:t>
+            </w:r>
+          </w:p>
+        </w:tc>
+        <w:tc>
+          <w:tcPr>
+            <w:tcW w:type="dxa" w:w="5800"/>
+          </w:tcPr>
+          <w:p>
+            <w:r>
+              <w:t xml:space="preserve">not estimable</w:t>
+            </w:r>
+          </w:p>
+        </w:tc>
+      </w:tr>
+      <w:tr>
+        <w:tc>
+          <w:tcPr>
+            <w:tcW w:type="dxa" w:w="3200"/>
+            <w:shd w:fill="F2F2F2" w:val="clear"/>
+          </w:tcPr>
+          <w:p>
+            <w:r>
+              <w:rPr>
+                <w:b/>
+                <w:bCs/>
+              </w:rPr>
+              <w:t xml:space="preserve">Gap basis</w:t>
+            </w:r>
+          </w:p>
+        </w:tc>
+        <w:tc>
+          <w:tcPr>
+            <w:tcW w:type="dxa" w:w="5800"/>
+          </w:tcPr>
+          <w:p>
+            <w:r>
+              <w:t xml:space="preserve">the market already pays ~39x for the incubator optionality; our path is a healthy compounder, roughly what the multiple implies, with upside gated on the new verticals turning profitable</w:t>
+            </w:r>
+          </w:p>
+        </w:tc>
+      </w:tr>
+      <w:tr>
+        <w:tc>
+          <w:tcPr>
+            <w:tcW w:type="dxa" w:w="3200"/>
+            <w:shd w:fill="F2F2F2" w:val="clear"/>
+          </w:tcPr>
+          <w:p>
+            <w:r>
+              <w:rPr>
+                <w:b/>
+                <w:bCs/>
+              </w:rPr>
+              <w:t xml:space="preserve">Evidence quality</w:t>
+            </w:r>
+          </w:p>
+        </w:tc>
+        <w:tc>
+          <w:tcPr>
+            <w:tcW w:type="dxa" w:w="5800"/>
+          </w:tcPr>
+          <w:p>
+            <w:r>
+              <w:t xml:space="preserve">moderate</w:t>
+            </w:r>
+          </w:p>
+        </w:tc>
+      </w:tr>
+    </w:tbl>
+    <w:p>
+      <w:pPr>
+        <w:spacing w:after="120"/>
+      </w:pPr>
+      <w:r>
+        <w:rPr>
+          <w:i/>
+          <w:iCs/>
+          <w:color w:val="666666"/>
+          <w:sz w:val="16"/>
+          <w:szCs w:val="16"/>
+        </w:rPr>
+        <w:t xml:space="preserve">no broker consensus; implied path is a reverse-P/E estimate + screener.in forward figures + VP thread view</w:t>
+      </w:r>
+    </w:p>
+    <w:p>
+      <w:pPr>
+        <w:spacing w:after="120" w:before="120"/>
+      </w:pPr>
+      <w:r>
+        <w:rPr>
+          <w:b/>
+          <w:bCs/>
+          <w:sz w:val="20"/>
+          <w:szCs w:val="20"/>
+        </w:rPr>
+        <w:t xml:space="preserve">Catalyst: </w:t>
+      </w:r>
+      <w:r>
+        <w:rPr>
+          <w:sz w:val="20"/>
+          <w:szCs w:val="20"/>
+        </w:rPr>
+        <w:t xml:space="preserve">3rd consumer-electronics plant commissioning (Q3 FY27) + first quarter of segment-level profitability in aerospace or electronics</w:t>
+      </w:r>
+      <w:r>
+        <w:rPr>
+          <w:color w:val="666666"/>
+          <w:sz w:val="18"/>
+          <w:szCs w:val="18"/>
+        </w:rPr>
+        <w:t xml:space="preserve"> (window ~9M from 2026-09-08; dated; evidence med; pending)</w:t>
+      </w:r>
+    </w:p>
+    <w:p>
+      <w:pPr>
+        <w:pStyle w:val="Heading1"/>
+        <w:spacing w:after="120" w:before="280"/>
+      </w:pPr>
+      <w:r>
+        <w:t xml:space="preserve">Ishmohit-Lens Checks (value chain · earnings quality · growth trajectory · management · quality metrics · track record · global-signal check)</w:t>
+      </w:r>
+    </w:p>
+    <w:p>
+      <w:pPr>
+        <w:spacing w:after="120"/>
+      </w:pPr>
+      <w:r>
+        <w:rPr>
+          <w:i/>
+          <w:iCs/>
+          <w:color w:val="666666"/>
+          <w:sz w:val="18"/>
+          <w:szCs w:val="18"/>
+        </w:rPr>
+        <w:t xml:space="preserve">Extra checks drawn from @ishmohit1 / SOIC methodology (playbook/ishmohit-soic-style.md): where the company sits in its value chain and what the supply side is doing, whether a margin/PAT inflection is structural or a cyclical peak, the rate-of-change of growth vs. what the multiple demands, and management quality as a positive attribute.</w:t>
+      </w:r>
+    </w:p>
+    <w:p>
+      <w:pPr>
+        <w:spacing w:after="120"/>
+      </w:pPr>
+      <w:r>
+        <w:rPr>
+          <w:b/>
+          <w:bCs/>
+          <w:sz w:val="20"/>
+          <w:szCs w:val="20"/>
+        </w:rPr>
+        <w:t xml:space="preserve">Value chain &amp; supply side:</w:t>
+      </w:r>
+    </w:p>
+    <w:tbl>
+      <w:tblPr>
+        <w:tblW w:type="dxa" w:w="9000"/>
+        <w:tblBorders>
+          <w:top w:val="single" w:color="auto" w:sz="4"/>
+          <w:left w:val="single" w:color="auto" w:sz="4"/>
+          <w:bottom w:val="single" w:color="auto" w:sz="4"/>
+          <w:right w:val="single" w:color="auto" w:sz="4"/>
+          <w:insideH w:val="single" w:color="auto" w:sz="4"/>
+          <w:insideV w:val="single" w:color="auto" w:sz="4"/>
+        </w:tblBorders>
+      </w:tblPr>
+      <w:tblGrid>
+        <w:gridCol w:w="3200"/>
+        <w:gridCol w:w="5800"/>
+      </w:tblGrid>
+      <w:tr>
+        <w:tc>
+          <w:tcPr>
+            <w:tcW w:type="dxa" w:w="3200"/>
+            <w:shd w:fill="F2F2F2" w:val="clear"/>
+          </w:tcPr>
+          <w:p>
+            <w:r>
+              <w:rPr>
+                <w:b/>
+                <w:bCs/>
+              </w:rPr>
+              <w:t xml:space="preserve">Theme</w:t>
+            </w:r>
+          </w:p>
+        </w:tc>
+        <w:tc>
+          <w:tcPr>
+            <w:tcW w:type="dxa" w:w="5800"/>
+          </w:tcPr>
+          <w:p>
+            <w:r>
+              <w:t xml:space="preserve">auto-ancillary consolidation + a capital-allocator pivot into aerospace supply chain and consumer-electronics EMS</w:t>
+            </w:r>
+          </w:p>
+        </w:tc>
+      </w:tr>
+      <w:tr>
+        <w:tc>
+          <w:tcPr>
+            <w:tcW w:type="dxa" w:w="3200"/>
+            <w:shd w:fill="F2F2F2" w:val="clear"/>
+          </w:tcPr>
+          <w:p>
+            <w:r>
+              <w:rPr>
+                <w:b/>
+                <w:bCs/>
+              </w:rPr>
+              <w:t xml:space="preserve">This company's position</w:t>
+            </w:r>
+          </w:p>
+        </w:tc>
+        <w:tc>
+          <w:tcPr>
+            <w:tcW w:type="dxa" w:w="5800"/>
+          </w:tcPr>
+          <w:p>
+            <w:r>
+              <w:t xml:space="preserve">India's largest auto-ancillary group (wiring harness, mirrors, plastics, modules) to global OEMs; a growing Tier-1 Airbus aerospace supplier and an early-stage EMS builder</w:t>
+            </w:r>
+          </w:p>
+        </w:tc>
+      </w:tr>
+      <w:tr>
+        <w:tc>
+          <w:tcPr>
+            <w:tcW w:type="dxa" w:w="3200"/>
+            <w:shd w:fill="F2F2F2" w:val="clear"/>
+          </w:tcPr>
+          <w:p>
+            <w:r>
+              <w:rPr>
+                <w:b/>
+                <w:bCs/>
+              </w:rPr>
+              <w:t xml:space="preserve">Bottleneck node (pricing power)</w:t>
+            </w:r>
+          </w:p>
+        </w:tc>
+        <w:tc>
+          <w:tcPr>
+            <w:tcW w:type="dxa" w:w="5800"/>
+          </w:tcPr>
+          <w:p>
+            <w:r>
+              <w:t xml:space="preserve">OEM programme approvals + serial-M&amp;A integration capability; in the new verticals, customer offtake for a new EMS base and Airbus build-rate ramp</w:t>
+            </w:r>
+          </w:p>
+        </w:tc>
+      </w:tr>
+      <w:tr>
+        <w:tc>
+          <w:tcPr>
+            <w:tcW w:type="dxa" w:w="3200"/>
+            <w:shd w:fill="F2F2F2" w:val="clear"/>
+          </w:tcPr>
+          <w:p>
+            <w:r>
+              <w:rPr>
+                <w:b/>
+                <w:bCs/>
+              </w:rPr>
+              <w:t xml:space="preserve">Supply-side status</w:t>
+            </w:r>
+          </w:p>
+        </w:tc>
+        <w:tc>
+          <w:tcPr>
+            <w:tcW w:type="dxa" w:w="5800"/>
+          </w:tcPr>
+          <w:p>
+            <w:r>
+              <w:t xml:space="preserve">consolidating</w:t>
+            </w:r>
+          </w:p>
+        </w:tc>
+      </w:tr>
+      <w:tr>
+        <w:tc>
+          <w:tcPr>
+            <w:tcW w:type="dxa" w:w="3200"/>
+            <w:shd w:fill="F2F2F2" w:val="clear"/>
+          </w:tcPr>
+          <w:p>
+            <w:r>
+              <w:rPr>
+                <w:b/>
+                <w:bCs/>
+              </w:rPr>
+              <w:t xml:space="preserve">Adjacent-node peers</w:t>
+            </w:r>
+          </w:p>
+        </w:tc>
+        <w:tc>
+          <w:tcPr>
+            <w:tcW w:type="dxa" w:w="5800"/>
+          </w:tcPr>
+          <w:p>
+            <w:r>
+              <w:t xml:space="preserve">Sona BLW, Bharat Forge, Uno Minda, Sundram Fasteners, Dixon Technologies (EMS)</w:t>
+            </w:r>
+          </w:p>
+        </w:tc>
+      </w:tr>
+    </w:tbl>
+    <w:p>
+      <w:pPr>
+        <w:spacing w:after="120"/>
+      </w:pPr>
+      <w:r>
+        <w:rPr>
+          <w:color w:val="666666"/>
+          <w:sz w:val="18"/>
+          <w:szCs w:val="18"/>
+        </w:rPr>
+        <w:t xml:space="preserve">Global auto-ancillary supply is consolidating and Motherson is a consolidator, so the core business has some pricing/scale benefit; the aerospace and EMS verticals are additive TAM but Motherson is a challenger there against entrenched incumbents, not the price-setter.</w:t>
+      </w:r>
+    </w:p>
+    <w:p>
+      <w:pPr>
+        <w:spacing w:after="60" w:before="120"/>
+      </w:pPr>
+      <w:r>
+        <w:rPr>
+          <w:b/>
+          <w:bCs/>
+          <w:sz w:val="20"/>
+          <w:szCs w:val="20"/>
+        </w:rPr>
+        <w:t xml:space="preserve">Earnings quality: </w:t>
+      </w:r>
+      <w:r>
+        <w:rPr>
+          <w:sz w:val="20"/>
+          <w:szCs w:val="20"/>
+        </w:rPr>
+        <w:t xml:space="preserve">margin driver mixed</w:t>
+      </w:r>
+      <w:r>
+        <w:rPr>
+          <w:b/>
+          <w:bCs/>
+          <w:color w:val="A32020"/>
+          <w:sz w:val="20"/>
+          <w:szCs w:val="20"/>
+        </w:rPr>
+        <w:t xml:space="preserve"/>
+      </w:r>
+    </w:p>
+    <w:p>
+      <w:pPr>
+        <w:spacing w:after="120"/>
+      </w:pPr>
+      <w:r>
+        <w:rPr>
+          <w:color w:val="666666"/>
+          <w:sz w:val="18"/>
+          <w:szCs w:val="18"/>
+        </w:rPr>
+        <w:t xml:space="preserve">Drivers: core auto operating leverage as volumes recover; wiring-harness mix (India + NA CV recovery); one-off / FX items inflating reported vs normalised PAT.</w:t>
+      </w:r>
+    </w:p>
+    <w:p>
+      <w:pPr>
+        <w:spacing w:after="120"/>
+      </w:pPr>
+      <w:r>
+        <w:rPr>
+          <w:color w:val="666666"/>
+          <w:sz w:val="18"/>
+          <w:szCs w:val="18"/>
+        </w:rPr>
+        <w:t xml:space="preserve">Group EBITDA margin ~9-10% is recovering from the 2021-22 trough, not above a through-cycle level; reported PAT runs ahead of normalised (Q1 FY27 +77% vs +55%) on non-operating items, so use the normalised line.</w:t>
+      </w:r>
+    </w:p>
+    <w:p>
+      <w:pPr>
+        <w:spacing w:after="60" w:before="120"/>
+      </w:pPr>
+      <w:r>
+        <w:rPr>
+          <w:b/>
+          <w:bCs/>
+          <w:sz w:val="20"/>
+          <w:szCs w:val="20"/>
+        </w:rPr>
+        <w:t xml:space="preserve">Growth trajectory: </w:t>
+      </w:r>
+      <w:r>
+        <w:rPr>
+          <w:b w:val="false"/>
+          <w:bCs w:val="false"/>
+          <w:sz w:val="20"/>
+          <w:szCs w:val="20"/>
+        </w:rPr>
+        <w:t xml:space="preserve">YoY growth rate is steady</w:t>
+      </w:r>
+    </w:p>
+    <w:p>
+      <w:pPr>
+        <w:spacing w:after="120"/>
+      </w:pPr>
+      <w:r>
+        <w:rPr>
+          <w:color w:val="666666"/>
+          <w:sz w:val="18"/>
+          <w:szCs w:val="18"/>
+        </w:rPr>
+        <w:t xml:space="preserve">YoY revenue oldest-&gt;newest roughly: high-single-digit through FY26, Q4 FY26 +9.2%, Q1 FY27 +16.7% — a pickup led by wiring-harness recovery and the electronics base effect, but auto demand is cyclical so treat as steady rather than a durable acceleration</w:t>
+      </w:r>
+    </w:p>
+    <w:p>
+      <w:pPr>
+        <w:spacing w:after="120"/>
+      </w:pPr>
+      <w:r>
+        <w:rPr>
+          <w:color w:val="666666"/>
+          <w:sz w:val="18"/>
+          <w:szCs w:val="18"/>
+        </w:rPr>
+        <w:t xml:space="preserve">Reverse P/E: ~39x trailing needs ~25-30% sustained EPS CAGR; core auto alone does not get there, so the multiple is paying for the new verticals turning profitable</w:t>
+      </w:r>
+    </w:p>
+    <w:p>
+      <w:pPr>
+        <w:spacing w:after="120"/>
+      </w:pPr>
+      <w:r>
+        <w:rPr>
+          <w:b/>
+          <w:bCs/>
+          <w:sz w:val="20"/>
+          <w:szCs w:val="20"/>
+        </w:rPr>
+        <w:t xml:space="preserve">Management quality (TVGP's "P"):</w:t>
+      </w:r>
+    </w:p>
+    <w:tbl>
+      <w:tblPr>
+        <w:tblW w:type="dxa" w:w="9000"/>
+        <w:tblBorders>
+          <w:top w:val="single" w:color="auto" w:sz="4"/>
+          <w:left w:val="single" w:color="auto" w:sz="4"/>
+          <w:bottom w:val="single" w:color="auto" w:sz="4"/>
+          <w:right w:val="single" w:color="auto" w:sz="4"/>
+          <w:insideH w:val="single" w:color="auto" w:sz="4"/>
+          <w:insideV w:val="single" w:color="auto" w:sz="4"/>
+        </w:tblBorders>
+      </w:tblPr>
+      <w:tblGrid>
+        <w:gridCol w:w="3200"/>
+        <w:gridCol w:w="5800"/>
+      </w:tblGrid>
+      <w:tr>
+        <w:tc>
+          <w:tcPr>
+            <w:tcW w:type="dxa" w:w="3200"/>
+            <w:shd w:fill="F2F2F2" w:val="clear"/>
+          </w:tcPr>
+          <w:p>
+            <w:r>
+              <w:rPr>
+                <w:b/>
+                <w:bCs/>
+              </w:rPr>
+              <w:t xml:space="preserve">Assessment</w:t>
+            </w:r>
+          </w:p>
+        </w:tc>
+        <w:tc>
+          <w:tcPr>
+            <w:tcW w:type="dxa" w:w="5800"/>
+          </w:tcPr>
+          <w:p>
+            <w:r>
+              <w:t xml:space="preserve">neutral</w:t>
+            </w:r>
+          </w:p>
+        </w:tc>
+      </w:tr>
+      <w:tr>
+        <w:tc>
+          <w:tcPr>
+            <w:tcW w:type="dxa" w:w="3200"/>
+            <w:shd w:fill="F2F2F2" w:val="clear"/>
+          </w:tcPr>
+          <w:p>
+            <w:r>
+              <w:rPr>
+                <w:b/>
+                <w:bCs/>
+              </w:rPr>
+              <w:t xml:space="preserve">Capital allocation</w:t>
+            </w:r>
+          </w:p>
+        </w:tc>
+        <w:tc>
+          <w:tcPr>
+            <w:tcW w:type="dxa" w:w="5800"/>
+          </w:tcPr>
+          <w:p>
+            <w:r>
+              <w:t xml:space="preserve">Serial acquirer: many small capability-focused buys funded by debt (D/E 0.44) + internal accrual; incremental returns keep consolidated ROIC ~9-13%; one proven value-unlock (wiring-harness demerger); the $108bn-by-FY30 target is very large relative to the base (neutral)</w:t>
+            </w:r>
+          </w:p>
+        </w:tc>
+      </w:tr>
+      <w:tr>
+        <w:tc>
+          <w:tcPr>
+            <w:tcW w:type="dxa" w:w="3200"/>
+            <w:shd w:fill="F2F2F2" w:val="clear"/>
+          </w:tcPr>
+          <w:p>
+            <w:r>
+              <w:rPr>
+                <w:b/>
+                <w:bCs/>
+              </w:rPr>
+              <w:t xml:space="preserve">Related-party trend</w:t>
+            </w:r>
+          </w:p>
+        </w:tc>
+        <w:tc>
+          <w:tcPr>
+            <w:tcW w:type="dxa" w:w="5800"/>
+          </w:tcPr>
+          <w:p>
+            <w:r>
+              <w:t xml:space="preserve">flat</w:t>
+            </w:r>
+          </w:p>
+        </w:tc>
+      </w:tr>
+      <w:tr>
+        <w:tc>
+          <w:tcPr>
+            <w:tcW w:type="dxa" w:w="3200"/>
+            <w:shd w:fill="F2F2F2" w:val="clear"/>
+          </w:tcPr>
+          <w:p>
+            <w:r>
+              <w:rPr>
+                <w:b/>
+                <w:bCs/>
+              </w:rPr>
+              <w:t xml:space="preserve">Guidance credibility</w:t>
+            </w:r>
+          </w:p>
+        </w:tc>
+        <w:tc>
+          <w:tcPr>
+            <w:tcW w:type="dxa" w:w="5800"/>
+          </w:tcPr>
+          <w:p>
+            <w:r>
+              <w:t xml:space="preserve">mixed</w:t>
+            </w:r>
+          </w:p>
+        </w:tc>
+      </w:tr>
+      <w:tr>
+        <w:tc>
+          <w:tcPr>
+            <w:tcW w:type="dxa" w:w="3200"/>
+            <w:shd w:fill="F2F2F2" w:val="clear"/>
+          </w:tcPr>
+          <w:p>
+            <w:r>
+              <w:rPr>
+                <w:b/>
+                <w:bCs/>
+              </w:rPr>
+              <w:t xml:space="preserve">Shareholder returns</w:t>
+            </w:r>
+          </w:p>
+        </w:tc>
+        <w:tc>
+          <w:tcPr>
+            <w:tcW w:type="dxa" w:w="5800"/>
+          </w:tcPr>
+          <w:p>
+            <w:r>
+              <w:t xml:space="preserve">consistent</w:t>
+            </w:r>
+          </w:p>
+        </w:tc>
+      </w:tr>
+      <w:tr>
+        <w:tc>
+          <w:tcPr>
+            <w:tcW w:type="dxa" w:w="3200"/>
+            <w:shd w:fill="F2F2F2" w:val="clear"/>
+          </w:tcPr>
+          <w:p>
+            <w:r>
+              <w:rPr>
+                <w:b/>
+                <w:bCs/>
+              </w:rPr>
+              <w:t xml:space="preserve">Capability ladder / VAP</w:t>
+            </w:r>
+          </w:p>
+        </w:tc>
+        <w:tc>
+          <w:tcPr>
+            <w:tcW w:type="dxa" w:w="5800"/>
+          </w:tcPr>
+          <w:p>
+            <w:r>
+              <w:t xml:space="preserve">Explicit move from auto components -&gt; aerospace supply chain -&gt; consumer electronics / 'industrial platforms incubator'</w:t>
+            </w:r>
+          </w:p>
+        </w:tc>
+      </w:tr>
+    </w:tbl>
+    <w:p>
+      <w:pPr>
+        <w:spacing w:after="120"/>
+      </w:pPr>
+      <w:r>
+        <w:rPr>
+          <w:b/>
+          <w:bCs/>
+          <w:sz w:val="20"/>
+          <w:szCs w:val="20"/>
+        </w:rPr>
+        <w:t xml:space="preserve">Quality metrics (ROCE · debt · FCF · margin · capex):</w:t>
+      </w:r>
+    </w:p>
+    <w:tbl>
+      <w:tblPr>
+        <w:tblW w:type="dxa" w:w="9000"/>
+        <w:tblBorders>
+          <w:top w:val="single" w:color="auto" w:sz="4"/>
+          <w:left w:val="single" w:color="auto" w:sz="4"/>
+          <w:bottom w:val="single" w:color="auto" w:sz="4"/>
+          <w:right w:val="single" w:color="auto" w:sz="4"/>
+          <w:insideH w:val="single" w:color="auto" w:sz="4"/>
+          <w:insideV w:val="single" w:color="auto" w:sz="4"/>
+        </w:tblBorders>
+      </w:tblPr>
+      <w:tblGrid>
+        <w:gridCol w:w="3200"/>
+        <w:gridCol w:w="5800"/>
+      </w:tblGrid>
+      <w:tr>
+        <w:tc>
+          <w:tcPr>
+            <w:tcW w:type="dxa" w:w="3200"/>
+            <w:shd w:fill="F2F2F2" w:val="clear"/>
+          </w:tcPr>
+          <w:p>
+            <w:r>
+              <w:rPr>
+                <w:b/>
+                <w:bCs/>
+              </w:rPr>
+              <w:t xml:space="preserve">Assessment</w:t>
+            </w:r>
+          </w:p>
+        </w:tc>
+        <w:tc>
+          <w:tcPr>
+            <w:tcW w:type="dxa" w:w="5800"/>
+          </w:tcPr>
+          <w:p>
+            <w:r>
+              <w:t xml:space="preserve">neutral</w:t>
+            </w:r>
+          </w:p>
+        </w:tc>
+      </w:tr>
+      <w:tr>
+        <w:tc>
+          <w:tcPr>
+            <w:tcW w:type="dxa" w:w="3200"/>
+            <w:shd w:fill="F2F2F2" w:val="clear"/>
+          </w:tcPr>
+          <w:p>
+            <w:r>
+              <w:rPr>
+                <w:b/>
+                <w:bCs/>
+              </w:rPr>
+              <w:t xml:space="preserve">ROCE</w:t>
+            </w:r>
+          </w:p>
+        </w:tc>
+        <w:tc>
+          <w:tcPr>
+            <w:tcW w:type="dxa" w:w="5800"/>
+          </w:tcPr>
+          <w:p>
+            <w:r>
+              <w:t xml:space="preserve">13.35% (improving)</w:t>
+            </w:r>
+          </w:p>
+        </w:tc>
+      </w:tr>
+      <w:tr>
+        <w:tc>
+          <w:tcPr>
+            <w:tcW w:type="dxa" w:w="3200"/>
+            <w:shd w:fill="F2F2F2" w:val="clear"/>
+          </w:tcPr>
+          <w:p>
+            <w:r>
+              <w:rPr>
+                <w:b/>
+                <w:bCs/>
+              </w:rPr>
+              <w:t xml:space="preserve">Leverage</w:t>
+            </w:r>
+          </w:p>
+        </w:tc>
+        <w:tc>
+          <w:tcPr>
+            <w:tcW w:type="dxa" w:w="5800"/>
+          </w:tcPr>
+          <w:p>
+            <w:r>
+              <w:t xml:space="preserve">Net debt/EBITDA 1.5x</w:t>
+            </w:r>
+          </w:p>
+        </w:tc>
+      </w:tr>
+      <w:tr>
+        <w:tc>
+          <w:tcPr>
+            <w:tcW w:type="dxa" w:w="3200"/>
+            <w:shd w:fill="F2F2F2" w:val="clear"/>
+          </w:tcPr>
+          <w:p>
+            <w:r>
+              <w:rPr>
+                <w:b/>
+                <w:bCs/>
+              </w:rPr>
+              <w:t xml:space="preserve">FCF conversion</w:t>
+            </w:r>
+          </w:p>
+        </w:tc>
+        <w:tc>
+          <w:tcPr>
+            <w:tcW w:type="dxa" w:w="5800"/>
+          </w:tcPr>
+          <w:p>
+            <w:r>
+              <w:t xml:space="preserve">—</w:t>
+            </w:r>
+          </w:p>
+        </w:tc>
+      </w:tr>
+      <w:tr>
+        <w:tc>
+          <w:tcPr>
+            <w:tcW w:type="dxa" w:w="3200"/>
+            <w:shd w:fill="F2F2F2" w:val="clear"/>
+          </w:tcPr>
+          <w:p>
+            <w:r>
+              <w:rPr>
+                <w:b/>
+                <w:bCs/>
+              </w:rPr>
+              <w:t xml:space="preserve">Margin trend</w:t>
+            </w:r>
+          </w:p>
+        </w:tc>
+        <w:tc>
+          <w:tcPr>
+            <w:tcW w:type="dxa" w:w="5800"/>
+          </w:tcPr>
+          <w:p>
+            <w:r>
+              <w:t xml:space="preserve">expanding</w:t>
+            </w:r>
+          </w:p>
+        </w:tc>
+      </w:tr>
+      <w:tr>
+        <w:tc>
+          <w:tcPr>
+            <w:tcW w:type="dxa" w:w="3200"/>
+            <w:shd w:fill="F2F2F2" w:val="clear"/>
+          </w:tcPr>
+          <w:p>
+            <w:r>
+              <w:rPr>
+                <w:b/>
+                <w:bCs/>
+              </w:rPr>
+              <w:t xml:space="preserve">Capex efficiency</w:t>
+            </w:r>
+          </w:p>
+        </w:tc>
+        <w:tc>
+          <w:tcPr>
+            <w:tcW w:type="dxa" w:w="5800"/>
+          </w:tcPr>
+          <w:p>
+            <w:r>
+              <w:t xml:space="preserve">neutral</w:t>
+            </w:r>
+          </w:p>
+        </w:tc>
+      </w:tr>
+    </w:tbl>
+    <w:p>
+      <w:pPr>
+        <w:spacing w:after="60" w:before="120"/>
+      </w:pPr>
+      <w:r>
+        <w:rPr>
+          <w:b/>
+          <w:bCs/>
+          <w:sz w:val="20"/>
+          <w:szCs w:val="20"/>
+        </w:rPr>
+        <w:t xml:space="preserve">Track record (Coffee Can persistence check): </w:t>
+      </w:r>
+      <w:r>
+        <w:rPr>
+          <w:sz w:val="20"/>
+          <w:szCs w:val="20"/>
+        </w:rPr>
+        <w:t xml:space="preserve">cleared revenue growth ≥10% AND ROCE ≥15% in 0 of the last 4 years (consistency_score 0)</w:t>
+      </w:r>
+    </w:p>
+    <w:p>
+      <w:pPr>
+        <w:spacing w:after="120"/>
+      </w:pPr>
+      <w:r>
+        <w:rPr>
+          <w:color w:val="666666"/>
+          <w:sz w:val="18"/>
+          <w:szCs w:val="18"/>
+        </w:rPr>
+        <w:t xml:space="preserve">FY23-FY26: revenue growth cleared 10% in most years (M&amp;A + consolidation + recovery) but ROCE stayed ~13-14%, below the 15% bar, in every year — the capex-and-M&amp;A-heavy incubator model keeps return on capital in the low teens. Consolidated ROIC ~9%.</w:t>
+      </w:r>
+    </w:p>
+    <w:p>
+      <w:pPr>
+        <w:pStyle w:val="Heading1"/>
+        <w:spacing w:after="120" w:before="280"/>
+      </w:pPr>
+      <w:r>
+        <w:t xml:space="preserve">Technical Read (Weekly / Monthly MACD + Bollinger Bands, or RSI/CCI/Williams %R proxy)</w:t>
+      </w:r>
+    </w:p>
+    <w:p>
+      <w:pPr>
+        <w:spacing w:after="120"/>
+      </w:pPr>
+      <w:r>
+        <w:t xml:space="preserve">Fresh 52-week high as of Aug 2026 (Rs 89.70-155.25 range) — momentum supportive, not independently charted further this pass. Original X lead (@a_basumallick, trusted-x-watch, no stated conviction) compared the electronics capex commitment to established EMS players' gross block as a scale indicator.</w:t>
+      </w:r>
+    </w:p>
+    <w:p>
+      <w:pPr>
+        <w:pStyle w:val="Heading1"/>
+        <w:spacing w:after="120" w:before="280"/>
+      </w:pPr>
+      <w:r>
+        <w:t xml:space="preserve">ValuePickr Community Signal</w:t>
+      </w:r>
+    </w:p>
+    <w:p>
+      <w:pPr>
+        <w:spacing w:after="120"/>
+      </w:pPr>
+      <w:r>
+        <w:t xml:space="preserve">Read the most recent 50 of 144 posts (2019-2026) on the active 'Motherson sumi: Recent opportunity to buy' thread (topic 2953 — note: a duplicate thread, topic 193729, was created and immediately closed by a moderator pointing back to this one). Sentiment arc: 2019-2021 restructuring/demerger logistics and management-credibility debates (missed 2015-20 revenue guidance by ~50%), 2021-2022 aerospace entry (CIM Tools) and wiring-business demerger mechanics, 2024 return-to-form (margin/ROCE recovery), culminating in a well-received Jan-2026 post making an explicit capital-allocator/incubator thesis.</w:t>
+      </w:r>
+    </w:p>
+    <w:p>
+      <w:pPr>
+        <w:spacing w:after="120"/>
+      </w:pPr>
+      <w:r>
+        <w:rPr>
+          <w:b/>
+          <w:bCs/>
+          <w:sz w:val="20"/>
+          <w:szCs w:val="20"/>
+        </w:rPr>
+        <w:t xml:space="preserve">High-conviction call from a top contributor: </w:t>
+      </w:r>
+      <w:r>
+        <w:rPr>
+          <w:sz w:val="20"/>
+          <w:szCs w:val="20"/>
+        </w:rPr>
+        <w:t xml:space="preserve">Most recent post (pmarfatia30, 7 loves, Jan-2026, not a trusted-roster user but the most-loved and most-recent post in the batch read) makes a detailed, financially-grounded case that SAMIL is 'transitioning from an auto component supplier to a capital allocator and incubator of industrial platforms' — citing capex skew to non-auto, disciplined small capability-focused M&amp;A (not empire-building), aerospace's $1bn+ order book as evidence the vertical is moving 'from optionality to relevance', and the proven wiring-demerger precedent. Older trusted-roster post (hardik_shah1, elevated, May-2024) corroborates the core-business recovery (17% ROCE, 11% automotive margins, gearing down). Historical thread also carries real management-credibility skepticism (vibhor_vaish, 2021: missed 2015-20 revenue guidance by ~50%) — a caution against taking new multi-year targets ($108bn by FY30) at face value.</w:t>
+      </w:r>
+    </w:p>
+    <w:p>
+      <w:pPr>
+        <w:pStyle w:val="Heading1"/>
+        <w:spacing w:after="120" w:before="280"/>
+      </w:pPr>
+      <w:r>
+        <w:t xml:space="preserve">Trusted-User Signals (Ongoing)</w:t>
+      </w:r>
+    </w:p>
+    <w:p>
+      <w:pPr>
+        <w:spacing w:after="120"/>
+      </w:pPr>
+      <w:r>
+        <w:rPr>
+          <w:i/>
+          <w:iCs/>
+          <w:color w:val="666666"/>
+          <w:sz w:val="18"/>
+          <w:szCs w:val="18"/>
+        </w:rPr>
+        <w:t xml:space="preserve">Every time a trusted user expresses clear conviction on this stock, most recent first — this section accumulates over time, it isn't a one-time snapshot.</w:t>
+      </w:r>
+    </w:p>
+    <w:p>
+      <w:pPr>
+        <w:spacing w:after="100"/>
+      </w:pPr>
+      <w:r>
+        <w:rPr>
+          <w:b/>
+          <w:bCs/>
+          <w:sz w:val="20"/>
+          <w:szCs w:val="20"/>
+        </w:rPr>
+        <w:t xml:space="preserve">2024-05-29 — undefined</w:t>
+      </w:r>
+      <w:r>
+        <w:rPr>
+          <w:i/>
+          <w:iCs/>
+          <w:color w:val="666666"/>
+          <w:sz w:val="18"/>
+          <w:szCs w:val="18"/>
+        </w:rPr>
         <w:t xml:space="preserve"/>
       </w:r>
       <w:r>
@@ -548,7 +2765,7 @@
           <w:b/>
           <w:bCs/>
         </w:rPr>
-        <w:t xml:space="preserve">Large-cap (~Rs 1,69,293 Cr)</w:t>
+        <w:t xml:space="preserve">Large-cap (~Rs 1,69,610 Cr)</w:t>
       </w:r>
     </w:p>
     <w:p>
@@ -571,7 +2788,7 @@
           <w:sz w:val="24"/>
           <w:szCs w:val="24"/>
         </w:rPr>
-        <w:t xml:space="preserve">100x-in-10-years</w:t>
+        <w:t xml:space="preserve">neither</w:t>
       </w:r>
     </w:p>
     <w:p>
@@ -584,7 +2801,7 @@
           <w:sz w:val="20"/>
           <w:szCs w:val="20"/>
         </w:rPr>
-        <w:t xml:space="preserve">4-box gate — tailwind: yes · TAM: yes · moat: weak · valuation: weak  (score 3 / 4)</w:t>
+        <w:t xml:space="preserve">4-box gate — tailwind: yes · TAM: no · moat: weak · valuation: weak  (score 2 / 4)</w:t>
       </w:r>
     </w:p>
     <w:p>
@@ -599,7 +2816,7 @@
           <w:sz w:val="20"/>
           <w:szCs w:val="20"/>
         </w:rPr>
-        <w:t xml:space="preserve">Tailwind yes: capex-backed diversification into aerospace (order book &gt;$1bn, Tier-1 Airbus) and consumer electronics (Rs7,500cr, 3 greenfield plants, 75% QoQ growth) is real and already producing revenue, not just plans. TAM yes: both aerospace supply-chain and global EMS/electronics manufacturing are large, growing markets. Moat weak: Motherson's M&amp;A/execution discipline and OEM relationships are transferable advantages but unproven against established incumbents in the new verticals. Valuation weak: healthy but unremarkable core-business multiples (ROE17%/ROCE13%) at a fresh 52-week high — the community's 'underappreciated optionality' argument is plausible but not independently verified as cheap.</w:t>
+        <w:t xml:space="preserve">Tailwind yes: capex-backed diversification into aerospace (order book +17% since FY26 end, Tier-1 Airbus) and consumer electronics (Rs ~7,500 Cr, 3 greenfield plants, third commissioning Q3 FY27) is real and revenue-producing. TAM no: this is a genuine large-cap at ~Rs 1.7 lakh Cr — the aerospace/EMS markets are large in absolute terms but cannot deliver the headroom a 10x/100x label needs off this base (the size-math 'neither'). Moat weak: transferable OEM relationships + disciplined M&amp;A, unproven against incumbents in the new verticals. Valuation weak: trailing P/E ~39x, forward ~28x at a fresh 52-week high. Score 2.0 → thesis_fit 'neither'.</w:t>
       </w:r>
     </w:p>
     <w:p>
@@ -622,72 +2839,72 @@
           <w:sz w:val="24"/>
           <w:szCs w:val="24"/>
         </w:rPr>
-        <w:t xml:space="preserve">A large-cap that clears its own size-based default via a genuine, quantified capital-allocation inflection — aerospace and electronics optionality on top of a healthy core auto business</w:t>
-      </w:r>
-    </w:p>
-    <w:p>
-      <w:pPr>
-        <w:pStyle w:val="ListParagraph"/>
-        <w:numPr>
-          <w:ilvl w:val="0"/>
-          <w:numId w:val="1"/>
-        </w:numPr>
-        <w:spacing w:after="60"/>
-      </w:pPr>
-      <w:r>
-        <w:t xml:space="preserve">Live-theme overlap: 'Auto ancillary (lesser-discussed, gaining strength)' (priority-2) covers the core business, but the actual thesis here sits outside any current active theme — it's a bottom-up large-cap-inflection call, not a theme-discovery hit</w:t>
-      </w:r>
-    </w:p>
-    <w:p>
-      <w:pPr>
-        <w:pStyle w:val="ListParagraph"/>
-        <w:numPr>
-          <w:ilvl w:val="0"/>
-          <w:numId w:val="1"/>
-        </w:numPr>
-        <w:spacing w:after="60"/>
-      </w:pPr>
-      <w:r>
-        <w:t xml:space="preserve">Large-cap inflection exception explicitly invoked: this is a named, evidence-backed capital-allocation regime change (capex skew to non-auto, aerospace &gt;$1bn order book, Rs 7,500 Cr electronics build-out, stated 4x revenue-by-FY30 ambition, and a proven wiring-demerger precedent) — not merely 'good business, good management'</w:t>
-      </w:r>
-    </w:p>
-    <w:p>
-      <w:pPr>
-        <w:pStyle w:val="ListParagraph"/>
-        <w:numPr>
-          <w:ilvl w:val="0"/>
-          <w:numId w:val="1"/>
-        </w:numPr>
-        <w:spacing w:after="60"/>
-      </w:pPr>
-      <w:r>
-        <w:t xml:space="preserve">Four-box score 3.0 (tailwind yes, tam yes, moat/valuation weak) independently clears the &gt;=3.0 bar for a return-magnitude label even before applying the large-cap exception</w:t>
-      </w:r>
-    </w:p>
-    <w:p>
-      <w:pPr>
-        <w:pStyle w:val="ListParagraph"/>
-        <w:numPr>
-          <w:ilvl w:val="0"/>
-          <w:numId w:val="1"/>
-        </w:numPr>
-        <w:spacing w:after="60"/>
-      </w:pPr>
-      <w:r>
-        <w:t xml:space="preserve">Conviction capped at Medium given the electronics vertical is still lossmaking/pre-scale and management's own guidance-delivery track record (missed a prior 5-year revenue target by ~50%) argues for treating the FY30 ambition as directional, not a forecast</w:t>
-      </w:r>
-    </w:p>
-    <w:p>
-      <w:pPr>
-        <w:pStyle w:val="ListParagraph"/>
-        <w:numPr>
-          <w:ilvl w:val="0"/>
-          <w:numId w:val="1"/>
-        </w:numPr>
-        <w:spacing w:after="60"/>
-      </w:pPr>
-      <w:r>
-        <w:t xml:space="preserve">tier 4.8 (trusted-x-watch, snippet mention, no stated conviction from @a_basumallick) — the X lead itself made no call; this verdict rests on the forum thread + independently verified capex/order-book disclosures, not the X snippet</w:t>
+        <w:t xml:space="preserve">A genuine, evidence-backed capital-allocation pivot on a healthy core auto business — but at ~Rs 1.7 lakh Cr the size math is a legitimate 'neither': it is a quality compounder, not a 10x/100x candidate</w:t>
+      </w:r>
+    </w:p>
+    <w:p>
+      <w:pPr>
+        <w:pStyle w:val="ListParagraph"/>
+        <w:numPr>
+          <w:ilvl w:val="0"/>
+          <w:numId w:val="1"/>
+        </w:numPr>
+        <w:spacing w:after="60"/>
+      </w:pPr>
+      <w:r>
+        <w:t xml:space="preserve">Pass-1 re-derive applies the genuine-large-cap size-math exception squarely: a 100x-in-10-years from ~Rs 1.7 lakh Cr implies a ~Rs 170 lakh Cr / ~$2 trillion company and even 10x implies the largest listed company in India — not credible on any scenario. The capital-allocator/incubator thesis is real and keeps the name on the quality radar, but the return-magnitude label does not.</w:t>
+      </w:r>
+    </w:p>
+    <w:p>
+      <w:pPr>
+        <w:pStyle w:val="ListParagraph"/>
+        <w:numPr>
+          <w:ilvl w:val="0"/>
+          <w:numId w:val="1"/>
+        </w:numPr>
+        <w:spacing w:after="60"/>
+      </w:pPr>
+      <w:r>
+        <w:t xml:space="preserve">four_box re-scored to 2.0: tailwind yes (aerospace order book +17% since FY26 end, Rs ~7,500 Cr electronics build-out, third plant commissioning Q3 FY27), but tam re-set to 'no' per the genuine-large-cap interaction rule (cannot get the headroom for a magnitude label off this base), moat weak, valuation weak (trailing P/E ~39x, forward ~28x, fresh 52-week high). 2.0 with no valuation-box=yes and no magnitude label being claimed → thesis_fit 'neither', no analyst_override needed.</w:t>
+      </w:r>
+    </w:p>
+    <w:p>
+      <w:pPr>
+        <w:pStyle w:val="ListParagraph"/>
+        <w:numPr>
+          <w:ilvl w:val="0"/>
+          <w:numId w:val="1"/>
+        </w:numPr>
+        <w:spacing w:after="60"/>
+      </w:pPr>
+      <w:r>
+        <w:t xml:space="preserve">Q1 FY27 confirms the core is healthy and the pivot is progressing: revenue Rs 35,244 Cr (+16.7% YoY, record), PAT Rs 1,076 Cr (+77% reported / +55% normalised), wiring harness +31%, aerospace +20%. This is compounder-grade delivery, not an inflection that changes the size verdict.</w:t>
+      </w:r>
+    </w:p>
+    <w:p>
+      <w:pPr>
+        <w:pStyle w:val="ListParagraph"/>
+        <w:numPr>
+          <w:ilvl w:val="0"/>
+          <w:numId w:val="1"/>
+        </w:numPr>
+        <w:spacing w:after="60"/>
+      </w:pPr>
+      <w:r>
+        <w:t xml:space="preserve">Conviction held at Medium: business quality solid but unspectacular (ROE ~10-17% depending on basis, ROIC ~9%, D/E 0.44), consumer electronics still loss-making and pre-scale, and management's own guidance-delivery record (missed a prior 5-year revenue target by ~50%) argues for treating the $108bn-by-FY30 ambition as directional. No trusted-conviction floor (X lead @a_basumallick made no call).</w:t>
+      </w:r>
+    </w:p>
+    <w:p>
+      <w:pPr>
+        <w:pStyle w:val="ListParagraph"/>
+        <w:numPr>
+          <w:ilvl w:val="0"/>
+          <w:numId w:val="1"/>
+        </w:numPr>
+        <w:spacing w:after="60"/>
+      </w:pPr>
+      <w:r>
+        <w:t xml:space="preserve">tier 4.8 (trusted-x-watch, snippet mention, no stated conviction) — verdict rests on the forum thread + independently verified capex/order-book/Q1 FY27 disclosures, not the X snippet.</w:t>
       </w:r>
     </w:p>
     <w:p>
